--- a/lc-balance-wc/analysis/Balance-Component-DB-Design.docx
+++ b/lc-balance-wc/analysis/Balance-Component-DB-Design.docx
@@ -565,7 +565,7 @@
         <w:spacing w:after="160"/>
       </w:pPr>
       <w:r>
-        <w:t xml:space="preserve">下圖呈現兩張業務表之間的關聯型態：balance_movements 透過資料庫層真正的外鍵（balance_contract_id）以 1:N 方式從屬於 balance_contracts；而合約之間的「父子合約」（SHGT/Acceptance/EPLC_EXAMINATION 掛在其所屬 LC/Confirmation 底下）與「版本鏈」（Amendment）則是應用層以業務鍵維護的邏輯關聯，資料庫 schema 本身並未對這兩者建立 FOREIGN KEY 約束（parent_logical_contract_id/supersedes_/superseded_by_balance_contract_id 都只是一般 TEXT 欄位）。schema_migrations 是遷移工具自身的版本記錄表，與業務資料無關聯。</w:t>
+        <w:t xml:space="preserve">下圖呈現兩張業務表之間的關聯型態：balance_movements 透過資料庫層真正的外鍵（balance_contract_id）以 1:N 方式從屬於 balance_contracts；合約之間的「版本鏈」（Amendment，supersedes_balance_contract_id/superseded_by_balance_contract_id）與 balance_movements 自身的「取代／沖銷」關聯（superseded_movement_id/reversal_of_movement_id）2026-08-21 起也已經是資料庫層真正的 FOREIGN KEY 約束；唯獨「父子合約」（SHGT/Acceptance/EPLC_EXAMINATION 掛在其所屬 LC/Confirmation 底下，parent_logical_contract_id）仍是應用層以業務鍵維護的邏輯關聯，資料庫 schema 本身並未對它建立 FOREIGN KEY 約束。schema_migrations 是遷移工具自身的版本記錄表，與業務資料無關聯。</w:t>
       </w:r>
     </w:p>
     <w:p>
@@ -1119,7 +1119,7 @@
                 <w:sz w:val="18"/>
                 <w:szCs w:val="18"/>
               </w:rPr>
-              <w:t xml:space="preserve">商品類型 enum（見 5.1 節）</w:t>
+              <w:t xml:space="preserve">商品類型 enum（見 5.1 節；資料庫層 CHECK 約束強制）</w:t>
             </w:r>
           </w:p>
         </w:tc>
@@ -1653,7 +1653,7 @@
                 <w:sz w:val="18"/>
                 <w:szCs w:val="18"/>
               </w:rPr>
-              <w:t xml:space="preserve">ContractStatus enum：ACTIVE／SUPERSEDED／CLOSED／CANCELLED</w:t>
+              <w:t xml:space="preserve">ContractStatus enum：ACTIVE／SUPERSEDED／CLOSED／CANCELLED（資料庫層 CHECK 約束強制，見 5.2 節）</w:t>
             </w:r>
           </w:p>
         </w:tc>
@@ -1719,7 +1719,7 @@
                 <w:sz w:val="19"/>
                 <w:szCs w:val="19"/>
               </w:rPr>
-              <w:t xml:space="preserve">是</w:t>
+              <w:t xml:space="preserve">是（FK）</w:t>
             </w:r>
           </w:p>
         </w:tc>
@@ -1809,7 +1809,7 @@
                 <w:sz w:val="19"/>
                 <w:szCs w:val="19"/>
               </w:rPr>
-              <w:t xml:space="preserve">是</w:t>
+              <w:t xml:space="preserve">是（FK）</w:t>
             </w:r>
           </w:p>
         </w:tc>
@@ -2096,7 +2096,7 @@
                 <w:sz w:val="18"/>
                 <w:szCs w:val="18"/>
               </w:rPr>
-              <w:t xml:space="preserve">TenorType enum（見 5.5 節）</w:t>
+              <w:t xml:space="preserve">TenorType enum（見 5.5 節；nullable CHECK 約束：CHECK (col IS NULL OR col IN (...))）</w:t>
             </w:r>
           </w:p>
         </w:tc>
@@ -3337,7 +3337,7 @@
                 <w:sz w:val="19"/>
                 <w:szCs w:val="19"/>
               </w:rPr>
-              <w:t xml:space="preserve">(parent_logical_contract_id)</w:t>
+              <w:t xml:space="preserve">(parent_logical_contract_id, instrument_type)</w:t>
             </w:r>
           </w:p>
         </w:tc>
@@ -3731,6 +3731,96 @@
                 <w:szCs w:val="19"/>
               </w:rPr>
               <w:t xml:space="preserve">版本鏈寫入：將目前 ACTIVE 版本標記為 SUPERSEDED 並指向新版本（呼叫端須與新版本的 insert() 包在同一個 transaction）</w:t>
+            </w:r>
+          </w:p>
+        </w:tc>
+      </w:tr>
+      <w:tr>
+        <w:tc>
+          <w:tcPr>
+            <w:tcW w:type="dxa" w:w="2400"/>
+            <w:tcMar>
+              <w:top w:type="dxa" w:w="60"/>
+              <w:left w:type="dxa" w:w="100"/>
+              <w:bottom w:type="dxa" w:w="60"/>
+              <w:right w:type="dxa" w:w="100"/>
+            </w:tcMar>
+            <w:vAlign w:val="center"/>
+          </w:tcPr>
+          <w:p>
+            <w:r>
+              <w:rPr>
+                <w:sz w:val="19"/>
+                <w:szCs w:val="19"/>
+              </w:rPr>
+              <w:t xml:space="preserve">findByNaturalKey</w:t>
+            </w:r>
+          </w:p>
+        </w:tc>
+        <w:tc>
+          <w:tcPr>
+            <w:tcW w:type="dxa" w:w="6600"/>
+            <w:tcMar>
+              <w:top w:type="dxa" w:w="60"/>
+              <w:left w:type="dxa" w:w="100"/>
+              <w:bottom w:type="dxa" w:w="60"/>
+              <w:right w:type="dxa" w:w="100"/>
+            </w:tcMar>
+            <w:vAlign w:val="center"/>
+          </w:tcPr>
+          <w:p>
+            <w:r>
+              <w:rPr>
+                <w:sz w:val="19"/>
+                <w:szCs w:val="19"/>
+              </w:rPr>
+              <w:t xml:space="preserve">以自然鍵解析合約，帶 includeAnyStatus 選項可查到非 ACTIVE（含 CLOSED）版本——Look Up Current Balance 用此選項讓已 Close 的 LC 仍可被查到（2026-08-21，A10/B6 Close 隨附修復）</w:t>
+            </w:r>
+          </w:p>
+        </w:tc>
+      </w:tr>
+      <w:tr>
+        <w:tc>
+          <w:tcPr>
+            <w:tcW w:type="dxa" w:w="2400"/>
+            <w:shd w:fill="F5F7FA" w:color="auto" w:val="clear"/>
+            <w:tcMar>
+              <w:top w:type="dxa" w:w="60"/>
+              <w:left w:type="dxa" w:w="100"/>
+              <w:bottom w:type="dxa" w:w="60"/>
+              <w:right w:type="dxa" w:w="100"/>
+            </w:tcMar>
+            <w:vAlign w:val="center"/>
+          </w:tcPr>
+          <w:p>
+            <w:r>
+              <w:rPr>
+                <w:sz w:val="19"/>
+                <w:szCs w:val="19"/>
+              </w:rPr>
+              <w:t xml:space="preserve">markClosed</w:t>
+            </w:r>
+          </w:p>
+        </w:tc>
+        <w:tc>
+          <w:tcPr>
+            <w:tcW w:type="dxa" w:w="6600"/>
+            <w:shd w:fill="F5F7FA" w:color="auto" w:val="clear"/>
+            <w:tcMar>
+              <w:top w:type="dxa" w:w="60"/>
+              <w:left w:type="dxa" w:w="100"/>
+              <w:bottom w:type="dxa" w:w="60"/>
+              <w:right w:type="dxa" w:w="100"/>
+            </w:tcMar>
+            <w:vAlign w:val="center"/>
+          </w:tcPr>
+          <w:p>
+            <w:r>
+              <w:rPr>
+                <w:sz w:val="19"/>
+                <w:szCs w:val="19"/>
+              </w:rPr>
+              <w:t xml:space="preserve">A10/B6 Close 的 side effect：將合約標記為 CLOSED 並寫入 effective_to（2026-08-21）</w:t>
             </w:r>
           </w:p>
         </w:tc>
@@ -4328,7 +4418,7 @@
                 <w:sz w:val="18"/>
                 <w:szCs w:val="18"/>
               </w:rPr>
-              <w:t xml:space="preserve">ISSUE／AMEND_INCREASE／UTILIZE／HONOUR／PARTIAL_REDEEM／… 等異動類型字串</w:t>
+              <w:t xml:space="preserve">ISSUE／AMEND_INCREASE／UTILIZE／HONOUR／PARTIAL_REDEEM／… 等異動類型字串（資料庫層 CHECK 約束強制，見新增 5.6 節——合法值權威來源是 BalanceService 自己的 movementTypeRegistry，不是 types.ts）</w:t>
             </w:r>
           </w:p>
         </w:tc>
@@ -4419,7 +4509,7 @@
                 <w:sz w:val="18"/>
                 <w:szCs w:val="18"/>
               </w:rPr>
-              <w:t xml:space="preserve">ExposureNature enum：CONTINGENT／ACTUAL／MEMO</w:t>
+              <w:t xml:space="preserve">ExposureNature enum：CONTINGENT／ACTUAL／MEMO（資料庫層 CHECK 約束強制，見 5.4 節）</w:t>
             </w:r>
           </w:p>
         </w:tc>
@@ -6060,7 +6150,7 @@
                 <w:sz w:val="18"/>
                 <w:szCs w:val="18"/>
               </w:rPr>
-              <w:t xml:space="preserve">MovementStatus enum：PENDING／RELEASED／REJECTED／CANCELLED／SUPERSEDED</w:t>
+              <w:t xml:space="preserve">MovementStatus enum：PENDING／RELEASED／REJECTED／CANCELLED／SUPERSEDED（資料庫層 CHECK 約束強制，見 5.3 節）</w:t>
             </w:r>
           </w:p>
         </w:tc>
@@ -6151,7 +6241,7 @@
                 <w:sz w:val="18"/>
                 <w:szCs w:val="18"/>
               </w:rPr>
-              <w:t xml:space="preserve">（保留欄位）指向取代本筆的後續 movement</w:t>
+              <w:t xml:space="preserve">指向取代本筆的後續 movement（2026-08-21 起資料庫層真正的 FK 約束；App 層目前仍未實際寫入這個欄位，但 DB 層已會強制檢查）</w:t>
             </w:r>
           </w:p>
         </w:tc>
@@ -6238,7 +6328,7 @@
                 <w:sz w:val="18"/>
                 <w:szCs w:val="18"/>
               </w:rPr>
-              <w:t xml:space="preserve">（保留欄位）指向本筆所沖銷的原 movement</w:t>
+              <w:t xml:space="preserve">指向本筆所沖銷的原 movement（2026-08-21 起資料庫層真正的 FK 約束；App 層目前仍未實際寫入這個欄位，但 DB 層已會強制檢查）</w:t>
             </w:r>
           </w:p>
         </w:tc>
@@ -8395,7 +8485,7 @@
                 <w:sz w:val="19"/>
                 <w:szCs w:val="19"/>
               </w:rPr>
-              <w:t xml:space="preserve">listShgtMovementsForParent / listExaminationMovementsForParent</w:t>
+              <w:t xml:space="preserve">listShgtMovementsForParent / listAcceptanceMovementsForParent / listExaminationMovementsForParent</w:t>
             </w:r>
           </w:p>
         </w:tc>
@@ -8416,7 +8506,7 @@
                 <w:sz w:val="19"/>
                 <w:szCs w:val="19"/>
               </w:rPr>
-              <w:t xml:space="preserve">JOIN balance_contracts，取出某 LC／Confirmation 底下所有 SHGT／EPLC_EXAMINATION 子帳本的 movement（§6.1 off-balance exposure、Present Docs Earmark 計算用）</w:t>
+              <w:t xml:space="preserve">JOIN balance_contracts，取出某 LC／Confirmation 底下所有 SHGT／Acceptance／EPLC_EXAMINATION 子帳本的 movement（§6.1 off-balance exposure、Present Docs Earmark 計算用）——listAcceptanceMovementsForParent 為本文件先前漏列的既有方法，與這次 DB 優化無關，一併補上</w:t>
             </w:r>
           </w:p>
         </w:tc>
@@ -8507,6 +8597,52 @@
                 <w:szCs w:val="19"/>
               </w:rPr>
               <w:t xml:space="preserve">三個窄範圍的欄位更新方法，分別對應 present_docs_consumed_*／maker_submitted_*／acknowledged_* 這幾組審計欄位，不觸碰 status</w:t>
+            </w:r>
+          </w:p>
+        </w:tc>
+      </w:tr>
+      <w:tr>
+        <w:tc>
+          <w:tcPr>
+            <w:tcW w:type="dxa" w:w="2600"/>
+            <w:shd w:fill="F5F7FA" w:color="auto" w:val="clear"/>
+            <w:tcMar>
+              <w:top w:type="dxa" w:w="60"/>
+              <w:left w:type="dxa" w:w="100"/>
+              <w:bottom w:type="dxa" w:w="60"/>
+              <w:right w:type="dxa" w:w="100"/>
+            </w:tcMar>
+            <w:vAlign w:val="center"/>
+          </w:tcPr>
+          <w:p>
+            <w:r>
+              <w:rPr>
+                <w:sz w:val="19"/>
+                <w:szCs w:val="19"/>
+              </w:rPr>
+              <w:t xml:space="preserve">listByContractIds / listShgtMovementsForParents / listAcceptanceMovementsForParents / listExaminationMovementsForParents</w:t>
+            </w:r>
+          </w:p>
+        </w:tc>
+        <w:tc>
+          <w:tcPr>
+            <w:tcW w:type="dxa" w:w="6600"/>
+            <w:shd w:fill="F5F7FA" w:color="auto" w:val="clear"/>
+            <w:tcMar>
+              <w:top w:type="dxa" w:w="60"/>
+              <w:left w:type="dxa" w:w="100"/>
+              <w:bottom w:type="dxa" w:w="60"/>
+              <w:right w:type="dxa" w:w="100"/>
+            </w:tcMar>
+            <w:vAlign w:val="center"/>
+          </w:tcPr>
+          <w:p>
+            <w:r>
+              <w:rPr>
+                <w:sz w:val="19"/>
+                <w:szCs w:val="19"/>
+              </w:rPr>
+              <w:t xml:space="preserve">2026-08-21 N+1 修復新增：批次版本，各用一次 IN-clause 查詢撈多筆候選合約的子事件（依 key 分組回傳 Map），取代 listCloseEligibleContracts() 原本逐筆呼叫上面單數版方法造成的 N+1；createMovement()/release() 自己的單筆重新檢查路徑不受影響，仍走原本單數版方法</w:t>
             </w:r>
           </w:p>
         </w:tc>
@@ -9585,7 +9721,7 @@
                 <w:sz w:val="19"/>
                 <w:szCs w:val="19"/>
               </w:rPr>
-              <w:t xml:space="preserve">合約已結案（保留狀態，供未來流程使用）</w:t>
+              <w:t xml:space="preserve">合約已結案——A10／B6 Close 功能已於 2026-08-21 上線，是真正在用的功能，不再只是保留狀態</w:t>
             </w:r>
           </w:p>
         </w:tc>
@@ -10421,6 +10557,769 @@
                 <w:szCs w:val="19"/>
               </w:rPr>
               <w:t xml:space="preserve">（歷史／舊資料相容用值，目前本服務任何功能皆不會產生）</w:t>
+            </w:r>
+          </w:p>
+        </w:tc>
+      </w:tr>
+    </w:tbl>
+    <w:p>
+      <w:pPr>
+        <w:pStyle w:val="Heading2"/>
+        <w:spacing w:after="120" w:before="280"/>
+      </w:pPr>
+      <w:r>
+        <w:t xml:space="preserve">5.6 MovementType — 異動類型（權威來源與其他列舉不同）</w:t>
+      </w:r>
+    </w:p>
+    <w:p>
+      <w:pPr>
+        <w:spacing w:after="160"/>
+      </w:pPr>
+      <w:r>
+        <w:t xml:space="preserve">與上面 5.1-5.5 五個列舉不同，movement_type 在 types.ts 裡沒有對應的 union type，只是 plain string——真正的合法值權威是 BalanceService 自己的 buildMovementTypeRegistry()（createMovement() 執行時強制檢查，未知值直接丟錯），schema.ts 的 CHECK 約束清單也是直接抄這份 registry 的 key 集合，而非抄 types.ts。以下 15 個值為目前 registry 的完整清單（2026-08-21 新增本節，D+E CHECK 約束修復時發現並記錄這個「權威來源不同」的特殊性，避免以後有人誤以為所有列舉欄位都能直接照抄 types.ts）。以下說明為本文件一行摘要，實際判斷邏輯（isCreating／checkSufficiency）以 balanceService.ts 為準。</w:t>
+      </w:r>
+    </w:p>
+    <w:tbl>
+      <w:tblPr>
+        <w:tblW w:type="dxa" w:w="9400"/>
+        <w:tblBorders>
+          <w:top w:val="single" w:color="auto" w:sz="4"/>
+          <w:left w:val="single" w:color="auto" w:sz="4"/>
+          <w:bottom w:val="single" w:color="auto" w:sz="4"/>
+          <w:right w:val="single" w:color="auto" w:sz="4"/>
+          <w:insideH w:val="single" w:color="auto" w:sz="4"/>
+          <w:insideV w:val="single" w:color="auto" w:sz="4"/>
+        </w:tblBorders>
+      </w:tblPr>
+      <w:tblGrid>
+        <w:gridCol w:w="2600"/>
+        <w:gridCol w:w="6800"/>
+      </w:tblGrid>
+      <w:tr>
+        <w:trPr>
+          <w:tblHeader/>
+        </w:trPr>
+        <w:tc>
+          <w:tcPr>
+            <w:tcW w:type="dxa" w:w="2600"/>
+            <w:shd w:fill="1f3a5f" w:color="auto" w:val="clear"/>
+            <w:tcMar>
+              <w:top w:type="dxa" w:w="60"/>
+              <w:left w:type="dxa" w:w="100"/>
+              <w:bottom w:type="dxa" w:w="60"/>
+              <w:right w:type="dxa" w:w="100"/>
+            </w:tcMar>
+            <w:vAlign w:val="center"/>
+          </w:tcPr>
+          <w:p>
+            <w:r>
+              <w:rPr>
+                <w:b/>
+                <w:bCs/>
+                <w:color w:val="FFFFFF"/>
+                <w:sz w:val="19"/>
+                <w:szCs w:val="19"/>
+              </w:rPr>
+              <w:t xml:space="preserve">值</w:t>
+            </w:r>
+          </w:p>
+        </w:tc>
+        <w:tc>
+          <w:tcPr>
+            <w:tcW w:type="dxa" w:w="6800"/>
+            <w:shd w:fill="1f3a5f" w:color="auto" w:val="clear"/>
+            <w:tcMar>
+              <w:top w:type="dxa" w:w="60"/>
+              <w:left w:type="dxa" w:w="100"/>
+              <w:bottom w:type="dxa" w:w="60"/>
+              <w:right w:type="dxa" w:w="100"/>
+            </w:tcMar>
+            <w:vAlign w:val="center"/>
+          </w:tcPr>
+          <w:p>
+            <w:r>
+              <w:rPr>
+                <w:b/>
+                <w:bCs/>
+                <w:color w:val="FFFFFF"/>
+                <w:sz w:val="19"/>
+                <w:szCs w:val="19"/>
+              </w:rPr>
+              <w:t xml:space="preserve">說明</w:t>
+            </w:r>
+          </w:p>
+        </w:tc>
+      </w:tr>
+      <w:tr>
+        <w:tc>
+          <w:tcPr>
+            <w:tcW w:type="dxa" w:w="2600"/>
+            <w:tcMar>
+              <w:top w:type="dxa" w:w="60"/>
+              <w:left w:type="dxa" w:w="100"/>
+              <w:bottom w:type="dxa" w:w="60"/>
+              <w:right w:type="dxa" w:w="100"/>
+            </w:tcMar>
+            <w:vAlign w:val="center"/>
+          </w:tcPr>
+          <w:p>
+            <w:r>
+              <w:rPr>
+                <w:sz w:val="19"/>
+                <w:szCs w:val="19"/>
+              </w:rPr>
+              <w:t xml:space="preserve">ISSUE</w:t>
+            </w:r>
+          </w:p>
+        </w:tc>
+        <w:tc>
+          <w:tcPr>
+            <w:tcW w:type="dxa" w:w="6800"/>
+            <w:tcMar>
+              <w:top w:type="dxa" w:w="60"/>
+              <w:left w:type="dxa" w:w="100"/>
+              <w:bottom w:type="dxa" w:w="60"/>
+              <w:right w:type="dxa" w:w="100"/>
+            </w:tcMar>
+            <w:vAlign w:val="center"/>
+          </w:tcPr>
+          <w:p>
+            <w:r>
+              <w:rPr>
+                <w:sz w:val="19"/>
+                <w:szCs w:val="19"/>
+              </w:rPr>
+              <w:t xml:space="preserve">建立新合約的初始動作（例如 A1／B1 LC Issue）</w:t>
+            </w:r>
+          </w:p>
+        </w:tc>
+      </w:tr>
+      <w:tr>
+        <w:tc>
+          <w:tcPr>
+            <w:tcW w:type="dxa" w:w="2600"/>
+            <w:shd w:fill="F5F7FA" w:color="auto" w:val="clear"/>
+            <w:tcMar>
+              <w:top w:type="dxa" w:w="60"/>
+              <w:left w:type="dxa" w:w="100"/>
+              <w:bottom w:type="dxa" w:w="60"/>
+              <w:right w:type="dxa" w:w="100"/>
+            </w:tcMar>
+            <w:vAlign w:val="center"/>
+          </w:tcPr>
+          <w:p>
+            <w:r>
+              <w:rPr>
+                <w:sz w:val="19"/>
+                <w:szCs w:val="19"/>
+              </w:rPr>
+              <w:t xml:space="preserve">CREATE</w:t>
+            </w:r>
+          </w:p>
+        </w:tc>
+        <w:tc>
+          <w:tcPr>
+            <w:tcW w:type="dxa" w:w="6800"/>
+            <w:shd w:fill="F5F7FA" w:color="auto" w:val="clear"/>
+            <w:tcMar>
+              <w:top w:type="dxa" w:w="60"/>
+              <w:left w:type="dxa" w:w="100"/>
+              <w:bottom w:type="dxa" w:w="60"/>
+              <w:right w:type="dxa" w:w="100"/>
+            </w:tcMar>
+            <w:vAlign w:val="center"/>
+          </w:tcPr>
+          <w:p>
+            <w:r>
+              <w:rPr>
+                <w:sz w:val="19"/>
+                <w:szCs w:val="19"/>
+              </w:rPr>
+              <w:t xml:space="preserve">建立子帳本合約（例如 SHGT／Acceptance／Confirmation 首次建立）</w:t>
+            </w:r>
+          </w:p>
+        </w:tc>
+      </w:tr>
+      <w:tr>
+        <w:tc>
+          <w:tcPr>
+            <w:tcW w:type="dxa" w:w="2600"/>
+            <w:tcMar>
+              <w:top w:type="dxa" w:w="60"/>
+              <w:left w:type="dxa" w:w="100"/>
+              <w:bottom w:type="dxa" w:w="60"/>
+              <w:right w:type="dxa" w:w="100"/>
+            </w:tcMar>
+            <w:vAlign w:val="center"/>
+          </w:tcPr>
+          <w:p>
+            <w:r>
+              <w:rPr>
+                <w:sz w:val="19"/>
+                <w:szCs w:val="19"/>
+              </w:rPr>
+              <w:t xml:space="preserve">AMEND_INCREASE</w:t>
+            </w:r>
+          </w:p>
+        </w:tc>
+        <w:tc>
+          <w:tcPr>
+            <w:tcW w:type="dxa" w:w="6800"/>
+            <w:tcMar>
+              <w:top w:type="dxa" w:w="60"/>
+              <w:left w:type="dxa" w:w="100"/>
+              <w:bottom w:type="dxa" w:w="60"/>
+              <w:right w:type="dxa" w:w="100"/>
+            </w:tcMar>
+            <w:vAlign w:val="center"/>
+          </w:tcPr>
+          <w:p>
+            <w:r>
+              <w:rPr>
+                <w:sz w:val="19"/>
+                <w:szCs w:val="19"/>
+              </w:rPr>
+              <w:t xml:space="preserve">Amendment，增加金額</w:t>
+            </w:r>
+          </w:p>
+        </w:tc>
+      </w:tr>
+      <w:tr>
+        <w:tc>
+          <w:tcPr>
+            <w:tcW w:type="dxa" w:w="2600"/>
+            <w:shd w:fill="F5F7FA" w:color="auto" w:val="clear"/>
+            <w:tcMar>
+              <w:top w:type="dxa" w:w="60"/>
+              <w:left w:type="dxa" w:w="100"/>
+              <w:bottom w:type="dxa" w:w="60"/>
+              <w:right w:type="dxa" w:w="100"/>
+            </w:tcMar>
+            <w:vAlign w:val="center"/>
+          </w:tcPr>
+          <w:p>
+            <w:r>
+              <w:rPr>
+                <w:sz w:val="19"/>
+                <w:szCs w:val="19"/>
+              </w:rPr>
+              <w:t xml:space="preserve">AMEND</w:t>
+            </w:r>
+          </w:p>
+        </w:tc>
+        <w:tc>
+          <w:tcPr>
+            <w:tcW w:type="dxa" w:w="6800"/>
+            <w:shd w:fill="F5F7FA" w:color="auto" w:val="clear"/>
+            <w:tcMar>
+              <w:top w:type="dxa" w:w="60"/>
+              <w:left w:type="dxa" w:w="100"/>
+              <w:bottom w:type="dxa" w:w="60"/>
+              <w:right w:type="dxa" w:w="100"/>
+            </w:tcMar>
+            <w:vAlign w:val="center"/>
+          </w:tcPr>
+          <w:p>
+            <w:r>
+              <w:rPr>
+                <w:sz w:val="19"/>
+                <w:szCs w:val="19"/>
+              </w:rPr>
+              <w:t xml:space="preserve">Amendment，checkSufficiency 走 amendShaped 規則</w:t>
+            </w:r>
+          </w:p>
+        </w:tc>
+      </w:tr>
+      <w:tr>
+        <w:tc>
+          <w:tcPr>
+            <w:tcW w:type="dxa" w:w="2600"/>
+            <w:tcMar>
+              <w:top w:type="dxa" w:w="60"/>
+              <w:left w:type="dxa" w:w="100"/>
+              <w:bottom w:type="dxa" w:w="60"/>
+              <w:right w:type="dxa" w:w="100"/>
+            </w:tcMar>
+            <w:vAlign w:val="center"/>
+          </w:tcPr>
+          <w:p>
+            <w:r>
+              <w:rPr>
+                <w:sz w:val="19"/>
+                <w:szCs w:val="19"/>
+              </w:rPr>
+              <w:t xml:space="preserve">AMEND_DECREASE</w:t>
+            </w:r>
+          </w:p>
+        </w:tc>
+        <w:tc>
+          <w:tcPr>
+            <w:tcW w:type="dxa" w:w="6800"/>
+            <w:tcMar>
+              <w:top w:type="dxa" w:w="60"/>
+              <w:left w:type="dxa" w:w="100"/>
+              <w:bottom w:type="dxa" w:w="60"/>
+              <w:right w:type="dxa" w:w="100"/>
+            </w:tcMar>
+            <w:vAlign w:val="center"/>
+          </w:tcPr>
+          <w:p>
+            <w:r>
+              <w:rPr>
+                <w:sz w:val="19"/>
+                <w:szCs w:val="19"/>
+              </w:rPr>
+              <w:t xml:space="preserve">Amendment，減少金額</w:t>
+            </w:r>
+          </w:p>
+        </w:tc>
+      </w:tr>
+      <w:tr>
+        <w:tc>
+          <w:tcPr>
+            <w:tcW w:type="dxa" w:w="2600"/>
+            <w:shd w:fill="F5F7FA" w:color="auto" w:val="clear"/>
+            <w:tcMar>
+              <w:top w:type="dxa" w:w="60"/>
+              <w:left w:type="dxa" w:w="100"/>
+              <w:bottom w:type="dxa" w:w="60"/>
+              <w:right w:type="dxa" w:w="100"/>
+            </w:tcMar>
+            <w:vAlign w:val="center"/>
+          </w:tcPr>
+          <w:p>
+            <w:r>
+              <w:rPr>
+                <w:sz w:val="19"/>
+                <w:szCs w:val="19"/>
+              </w:rPr>
+              <w:t xml:space="preserve">UTILIZE</w:t>
+            </w:r>
+          </w:p>
+        </w:tc>
+        <w:tc>
+          <w:tcPr>
+            <w:tcW w:type="dxa" w:w="6800"/>
+            <w:shd w:fill="F5F7FA" w:color="auto" w:val="clear"/>
+            <w:tcMar>
+              <w:top w:type="dxa" w:w="60"/>
+              <w:left w:type="dxa" w:w="100"/>
+              <w:bottom w:type="dxa" w:w="60"/>
+              <w:right w:type="dxa" w:w="100"/>
+            </w:tcMar>
+            <w:vAlign w:val="center"/>
+          </w:tcPr>
+          <w:p>
+            <w:r>
+              <w:rPr>
+                <w:sz w:val="19"/>
+                <w:szCs w:val="19"/>
+              </w:rPr>
+              <w:t xml:space="preserve">動用（例如交單、承兌動用）</w:t>
+            </w:r>
+          </w:p>
+        </w:tc>
+      </w:tr>
+      <w:tr>
+        <w:tc>
+          <w:tcPr>
+            <w:tcW w:type="dxa" w:w="2600"/>
+            <w:tcMar>
+              <w:top w:type="dxa" w:w="60"/>
+              <w:left w:type="dxa" w:w="100"/>
+              <w:bottom w:type="dxa" w:w="60"/>
+              <w:right w:type="dxa" w:w="100"/>
+            </w:tcMar>
+            <w:vAlign w:val="center"/>
+          </w:tcPr>
+          <w:p>
+            <w:r>
+              <w:rPr>
+                <w:sz w:val="19"/>
+                <w:szCs w:val="19"/>
+              </w:rPr>
+              <w:t xml:space="preserve">HONOUR</w:t>
+            </w:r>
+          </w:p>
+        </w:tc>
+        <w:tc>
+          <w:tcPr>
+            <w:tcW w:type="dxa" w:w="6800"/>
+            <w:tcMar>
+              <w:top w:type="dxa" w:w="60"/>
+              <w:left w:type="dxa" w:w="100"/>
+              <w:bottom w:type="dxa" w:w="60"/>
+              <w:right w:type="dxa" w:w="100"/>
+            </w:tcMar>
+            <w:vAlign w:val="center"/>
+          </w:tcPr>
+          <w:p>
+            <w:r>
+              <w:rPr>
+                <w:sz w:val="19"/>
+                <w:szCs w:val="19"/>
+              </w:rPr>
+              <w:t xml:space="preserve">兌付</w:t>
+            </w:r>
+          </w:p>
+        </w:tc>
+      </w:tr>
+      <w:tr>
+        <w:tc>
+          <w:tcPr>
+            <w:tcW w:type="dxa" w:w="2600"/>
+            <w:shd w:fill="F5F7FA" w:color="auto" w:val="clear"/>
+            <w:tcMar>
+              <w:top w:type="dxa" w:w="60"/>
+              <w:left w:type="dxa" w:w="100"/>
+              <w:bottom w:type="dxa" w:w="60"/>
+              <w:right w:type="dxa" w:w="100"/>
+            </w:tcMar>
+            <w:vAlign w:val="center"/>
+          </w:tcPr>
+          <w:p>
+            <w:r>
+              <w:rPr>
+                <w:sz w:val="19"/>
+                <w:szCs w:val="19"/>
+              </w:rPr>
+              <w:t xml:space="preserve">ACCEPT</w:t>
+            </w:r>
+          </w:p>
+        </w:tc>
+        <w:tc>
+          <w:tcPr>
+            <w:tcW w:type="dxa" w:w="6800"/>
+            <w:shd w:fill="F5F7FA" w:color="auto" w:val="clear"/>
+            <w:tcMar>
+              <w:top w:type="dxa" w:w="60"/>
+              <w:left w:type="dxa" w:w="100"/>
+              <w:bottom w:type="dxa" w:w="60"/>
+              <w:right w:type="dxa" w:w="100"/>
+            </w:tcMar>
+            <w:vAlign w:val="center"/>
+          </w:tcPr>
+          <w:p>
+            <w:r>
+              <w:rPr>
+                <w:sz w:val="19"/>
+                <w:szCs w:val="19"/>
+              </w:rPr>
+              <w:t xml:space="preserve">承兌</w:t>
+            </w:r>
+          </w:p>
+        </w:tc>
+      </w:tr>
+      <w:tr>
+        <w:tc>
+          <w:tcPr>
+            <w:tcW w:type="dxa" w:w="2600"/>
+            <w:tcMar>
+              <w:top w:type="dxa" w:w="60"/>
+              <w:left w:type="dxa" w:w="100"/>
+              <w:bottom w:type="dxa" w:w="60"/>
+              <w:right w:type="dxa" w:w="100"/>
+            </w:tcMar>
+            <w:vAlign w:val="center"/>
+          </w:tcPr>
+          <w:p>
+            <w:r>
+              <w:rPr>
+                <w:sz w:val="19"/>
+                <w:szCs w:val="19"/>
+              </w:rPr>
+              <w:t xml:space="preserve">PARTIAL_REDEEM</w:t>
+            </w:r>
+          </w:p>
+        </w:tc>
+        <w:tc>
+          <w:tcPr>
+            <w:tcW w:type="dxa" w:w="6800"/>
+            <w:tcMar>
+              <w:top w:type="dxa" w:w="60"/>
+              <w:left w:type="dxa" w:w="100"/>
+              <w:bottom w:type="dxa" w:w="60"/>
+              <w:right w:type="dxa" w:w="100"/>
+            </w:tcMar>
+            <w:vAlign w:val="center"/>
+          </w:tcPr>
+          <w:p>
+            <w:r>
+              <w:rPr>
+                <w:sz w:val="19"/>
+                <w:szCs w:val="19"/>
+              </w:rPr>
+              <w:t xml:space="preserve">部分贖回／解除</w:t>
+            </w:r>
+          </w:p>
+        </w:tc>
+      </w:tr>
+      <w:tr>
+        <w:tc>
+          <w:tcPr>
+            <w:tcW w:type="dxa" w:w="2600"/>
+            <w:shd w:fill="F5F7FA" w:color="auto" w:val="clear"/>
+            <w:tcMar>
+              <w:top w:type="dxa" w:w="60"/>
+              <w:left w:type="dxa" w:w="100"/>
+              <w:bottom w:type="dxa" w:w="60"/>
+              <w:right w:type="dxa" w:w="100"/>
+            </w:tcMar>
+            <w:vAlign w:val="center"/>
+          </w:tcPr>
+          <w:p>
+            <w:r>
+              <w:rPr>
+                <w:sz w:val="19"/>
+                <w:szCs w:val="19"/>
+              </w:rPr>
+              <w:t xml:space="preserve">FULL_REDEEM</w:t>
+            </w:r>
+          </w:p>
+        </w:tc>
+        <w:tc>
+          <w:tcPr>
+            <w:tcW w:type="dxa" w:w="6800"/>
+            <w:shd w:fill="F5F7FA" w:color="auto" w:val="clear"/>
+            <w:tcMar>
+              <w:top w:type="dxa" w:w="60"/>
+              <w:left w:type="dxa" w:w="100"/>
+              <w:bottom w:type="dxa" w:w="60"/>
+              <w:right w:type="dxa" w:w="100"/>
+            </w:tcMar>
+            <w:vAlign w:val="center"/>
+          </w:tcPr>
+          <w:p>
+            <w:r>
+              <w:rPr>
+                <w:sz w:val="19"/>
+                <w:szCs w:val="19"/>
+              </w:rPr>
+              <w:t xml:space="preserve">全部贖回／解除</w:t>
+            </w:r>
+          </w:p>
+        </w:tc>
+      </w:tr>
+      <w:tr>
+        <w:tc>
+          <w:tcPr>
+            <w:tcW w:type="dxa" w:w="2600"/>
+            <w:tcMar>
+              <w:top w:type="dxa" w:w="60"/>
+              <w:left w:type="dxa" w:w="100"/>
+              <w:bottom w:type="dxa" w:w="60"/>
+              <w:right w:type="dxa" w:w="100"/>
+            </w:tcMar>
+            <w:vAlign w:val="center"/>
+          </w:tcPr>
+          <w:p>
+            <w:r>
+              <w:rPr>
+                <w:sz w:val="19"/>
+                <w:szCs w:val="19"/>
+              </w:rPr>
+              <w:t xml:space="preserve">REIMBURSE</w:t>
+            </w:r>
+          </w:p>
+        </w:tc>
+        <w:tc>
+          <w:tcPr>
+            <w:tcW w:type="dxa" w:w="6800"/>
+            <w:tcMar>
+              <w:top w:type="dxa" w:w="60"/>
+              <w:left w:type="dxa" w:w="100"/>
+              <w:bottom w:type="dxa" w:w="60"/>
+              <w:right w:type="dxa" w:w="100"/>
+            </w:tcMar>
+            <w:vAlign w:val="center"/>
+          </w:tcPr>
+          <w:p>
+            <w:r>
+              <w:rPr>
+                <w:sz w:val="19"/>
+                <w:szCs w:val="19"/>
+              </w:rPr>
+              <w:t xml:space="preserve">補償／償還</w:t>
+            </w:r>
+          </w:p>
+        </w:tc>
+      </w:tr>
+      <w:tr>
+        <w:tc>
+          <w:tcPr>
+            <w:tcW w:type="dxa" w:w="2600"/>
+            <w:shd w:fill="F5F7FA" w:color="auto" w:val="clear"/>
+            <w:tcMar>
+              <w:top w:type="dxa" w:w="60"/>
+              <w:left w:type="dxa" w:w="100"/>
+              <w:bottom w:type="dxa" w:w="60"/>
+              <w:right w:type="dxa" w:w="100"/>
+            </w:tcMar>
+            <w:vAlign w:val="center"/>
+          </w:tcPr>
+          <w:p>
+            <w:r>
+              <w:rPr>
+                <w:sz w:val="19"/>
+                <w:szCs w:val="19"/>
+              </w:rPr>
+              <w:t xml:space="preserve">RECLASSIFY_OUT</w:t>
+            </w:r>
+          </w:p>
+        </w:tc>
+        <w:tc>
+          <w:tcPr>
+            <w:tcW w:type="dxa" w:w="6800"/>
+            <w:shd w:fill="F5F7FA" w:color="auto" w:val="clear"/>
+            <w:tcMar>
+              <w:top w:type="dxa" w:w="60"/>
+              <w:left w:type="dxa" w:w="100"/>
+              <w:bottom w:type="dxa" w:w="60"/>
+              <w:right w:type="dxa" w:w="100"/>
+            </w:tcMar>
+            <w:vAlign w:val="center"/>
+          </w:tcPr>
+          <w:p>
+            <w:r>
+              <w:rPr>
+                <w:sz w:val="19"/>
+                <w:szCs w:val="19"/>
+              </w:rPr>
+              <w:t xml:space="preserve">重分類轉出（例如轉為應收科目）</w:t>
+            </w:r>
+          </w:p>
+        </w:tc>
+      </w:tr>
+      <w:tr>
+        <w:tc>
+          <w:tcPr>
+            <w:tcW w:type="dxa" w:w="2600"/>
+            <w:tcMar>
+              <w:top w:type="dxa" w:w="60"/>
+              <w:left w:type="dxa" w:w="100"/>
+              <w:bottom w:type="dxa" w:w="60"/>
+              <w:right w:type="dxa" w:w="100"/>
+            </w:tcMar>
+            <w:vAlign w:val="center"/>
+          </w:tcPr>
+          <w:p>
+            <w:r>
+              <w:rPr>
+                <w:sz w:val="19"/>
+                <w:szCs w:val="19"/>
+              </w:rPr>
+              <w:t xml:space="preserve">PARTIAL_SETTLE</w:t>
+            </w:r>
+          </w:p>
+        </w:tc>
+        <w:tc>
+          <w:tcPr>
+            <w:tcW w:type="dxa" w:w="6800"/>
+            <w:tcMar>
+              <w:top w:type="dxa" w:w="60"/>
+              <w:left w:type="dxa" w:w="100"/>
+              <w:bottom w:type="dxa" w:w="60"/>
+              <w:right w:type="dxa" w:w="100"/>
+            </w:tcMar>
+            <w:vAlign w:val="center"/>
+          </w:tcPr>
+          <w:p>
+            <w:r>
+              <w:rPr>
+                <w:sz w:val="19"/>
+                <w:szCs w:val="19"/>
+              </w:rPr>
+              <w:t xml:space="preserve">部分結算</w:t>
+            </w:r>
+          </w:p>
+        </w:tc>
+      </w:tr>
+      <w:tr>
+        <w:tc>
+          <w:tcPr>
+            <w:tcW w:type="dxa" w:w="2600"/>
+            <w:shd w:fill="F5F7FA" w:color="auto" w:val="clear"/>
+            <w:tcMar>
+              <w:top w:type="dxa" w:w="60"/>
+              <w:left w:type="dxa" w:w="100"/>
+              <w:bottom w:type="dxa" w:w="60"/>
+              <w:right w:type="dxa" w:w="100"/>
+            </w:tcMar>
+            <w:vAlign w:val="center"/>
+          </w:tcPr>
+          <w:p>
+            <w:r>
+              <w:rPr>
+                <w:sz w:val="19"/>
+                <w:szCs w:val="19"/>
+              </w:rPr>
+              <w:t xml:space="preserve">FULL_SETTLE</w:t>
+            </w:r>
+          </w:p>
+        </w:tc>
+        <w:tc>
+          <w:tcPr>
+            <w:tcW w:type="dxa" w:w="6800"/>
+            <w:shd w:fill="F5F7FA" w:color="auto" w:val="clear"/>
+            <w:tcMar>
+              <w:top w:type="dxa" w:w="60"/>
+              <w:left w:type="dxa" w:w="100"/>
+              <w:bottom w:type="dxa" w:w="60"/>
+              <w:right w:type="dxa" w:w="100"/>
+            </w:tcMar>
+            <w:vAlign w:val="center"/>
+          </w:tcPr>
+          <w:p>
+            <w:r>
+              <w:rPr>
+                <w:sz w:val="19"/>
+                <w:szCs w:val="19"/>
+              </w:rPr>
+              <w:t xml:space="preserve">全部結算</w:t>
+            </w:r>
+          </w:p>
+        </w:tc>
+      </w:tr>
+      <w:tr>
+        <w:tc>
+          <w:tcPr>
+            <w:tcW w:type="dxa" w:w="2600"/>
+            <w:tcMar>
+              <w:top w:type="dxa" w:w="60"/>
+              <w:left w:type="dxa" w:w="100"/>
+              <w:bottom w:type="dxa" w:w="60"/>
+              <w:right w:type="dxa" w:w="100"/>
+            </w:tcMar>
+            <w:vAlign w:val="center"/>
+          </w:tcPr>
+          <w:p>
+            <w:r>
+              <w:rPr>
+                <w:sz w:val="19"/>
+                <w:szCs w:val="19"/>
+              </w:rPr>
+              <w:t xml:space="preserve">CLOSE</w:t>
+            </w:r>
+          </w:p>
+        </w:tc>
+        <w:tc>
+          <w:tcPr>
+            <w:tcW w:type="dxa" w:w="6800"/>
+            <w:tcMar>
+              <w:top w:type="dxa" w:w="60"/>
+              <w:left w:type="dxa" w:w="100"/>
+              <w:bottom w:type="dxa" w:w="60"/>
+              <w:right w:type="dxa" w:w="100"/>
+            </w:tcMar>
+            <w:vAlign w:val="center"/>
+          </w:tcPr>
+          <w:p>
+            <w:r>
+              <w:rPr>
+                <w:sz w:val="19"/>
+                <w:szCs w:val="19"/>
+              </w:rPr>
+              <w:t xml:space="preserve">A10／B6 Close：沖銷剩餘 Confirmed Balance 並將合約標記 CLOSED（2026-08-21 新增）</w:t>
             </w:r>
           </w:p>
         </w:tc>
@@ -12799,7 +13698,7 @@
         <w:spacing w:after="160"/>
       </w:pPr>
       <w:r>
-        <w:t xml:space="preserve">由 db/migrations.ts 的 MIGRATIONS 陣列維護，每次新增欄位對應陣列新增一筆，永不修改／重新編號既有項目。以下依編號列出目前累積的 11 次遷移，可對照第 4.2 節各欄位的引入時間點。</w:t>
+        <w:t xml:space="preserve">由 db/migrations.ts 的 MIGRATIONS 陣列維護，每次新增欄位對應陣列新增一筆，永不修改／重新編號既有項目。以下依編號列出目前累積的 13 次遷移，可對照第 4.2 節各欄位的引入時間點。</w:t>
       </w:r>
     </w:p>
     <w:tbl>
@@ -13625,6 +14524,139 @@
                 <w:szCs w:val="19"/>
               </w:rPr>
               <w:t xml:space="preserve">2026-08-20，Submit／EC／Approve 三組稽核事實互不覆寫</w:t>
+            </w:r>
+          </w:p>
+        </w:tc>
+      </w:tr>
+      <w:tr>
+        <w:tc>
+          <w:tcPr>
+            <w:tcW w:type="dxa" w:w="700"/>
+            <w:shd w:fill="F5F7FA" w:color="auto" w:val="clear"/>
+            <w:tcMar>
+              <w:top w:type="dxa" w:w="60"/>
+              <w:left w:type="dxa" w:w="100"/>
+              <w:bottom w:type="dxa" w:w="60"/>
+              <w:right w:type="dxa" w:w="100"/>
+            </w:tcMar>
+            <w:vAlign w:val="center"/>
+          </w:tcPr>
+          <w:p>
+            <w:r>
+              <w:rPr>
+                <w:sz w:val="19"/>
+                <w:szCs w:val="19"/>
+              </w:rPr>
+              <w:t xml:space="preserve">12</w:t>
+            </w:r>
+          </w:p>
+        </w:tc>
+        <w:tc>
+          <w:tcPr>
+            <w:tcW w:type="dxa" w:w="3600"/>
+            <w:shd w:fill="F5F7FA" w:color="auto" w:val="clear"/>
+            <w:tcMar>
+              <w:top w:type="dxa" w:w="60"/>
+              <w:left w:type="dxa" w:w="100"/>
+              <w:bottom w:type="dxa" w:w="60"/>
+              <w:right w:type="dxa" w:w="100"/>
+            </w:tcMar>
+            <w:vAlign w:val="center"/>
+          </w:tcPr>
+          <w:p>
+            <w:r>
+              <w:rPr>
+                <w:sz w:val="19"/>
+                <w:szCs w:val="19"/>
+              </w:rPr>
+              <w:t xml:space="preserve">（無新增欄位）idx_contracts_parent 升級為複合索引 (parent_logical_contract_id, instrument_type)</w:t>
+            </w:r>
+          </w:p>
+        </w:tc>
+        <w:tc>
+          <w:tcPr>
+            <w:tcW w:type="dxa" w:w="4700"/>
+            <w:shd w:fill="F5F7FA" w:color="auto" w:val="clear"/>
+            <w:tcMar>
+              <w:top w:type="dxa" w:w="60"/>
+              <w:left w:type="dxa" w:w="100"/>
+              <w:bottom w:type="dxa" w:w="60"/>
+              <w:right w:type="dxa" w:w="100"/>
+            </w:tcMar>
+            <w:vAlign w:val="center"/>
+          </w:tcPr>
+          <w:p>
+            <w:r>
+              <w:rPr>
+                <w:sz w:val="19"/>
+                <w:szCs w:val="19"/>
+              </w:rPr>
+              <w:t xml:space="preserve">2026-08-21，DB 優化分析 P2 N+1／索引缺口修復——既有查詢皆用兩欄位並用等值條件，單欄索引需回表比對</w:t>
+            </w:r>
+          </w:p>
+        </w:tc>
+      </w:tr>
+      <w:tr>
+        <w:tc>
+          <w:tcPr>
+            <w:tcW w:type="dxa" w:w="700"/>
+            <w:tcMar>
+              <w:top w:type="dxa" w:w="60"/>
+              <w:left w:type="dxa" w:w="100"/>
+              <w:bottom w:type="dxa" w:w="60"/>
+              <w:right w:type="dxa" w:w="100"/>
+            </w:tcMar>
+            <w:vAlign w:val="center"/>
+          </w:tcPr>
+          <w:p>
+            <w:r>
+              <w:rPr>
+                <w:sz w:val="19"/>
+                <w:szCs w:val="19"/>
+              </w:rPr>
+              <w:t xml:space="preserve">13</w:t>
+            </w:r>
+          </w:p>
+        </w:tc>
+        <w:tc>
+          <w:tcPr>
+            <w:tcW w:type="dxa" w:w="3600"/>
+            <w:tcMar>
+              <w:top w:type="dxa" w:w="60"/>
+              <w:left w:type="dxa" w:w="100"/>
+              <w:bottom w:type="dxa" w:w="60"/>
+              <w:right w:type="dxa" w:w="100"/>
+            </w:tcMar>
+            <w:vAlign w:val="center"/>
+          </w:tcPr>
+          <w:p>
+            <w:r>
+              <w:rPr>
+                <w:sz w:val="19"/>
+                <w:szCs w:val="19"/>
+              </w:rPr>
+              <w:t xml:space="preserve">（無新增欄位）6 個列舉欄位補 CHECK 約束＋4 個自參照欄位補 FK 約束（重建表遷移）</w:t>
+            </w:r>
+          </w:p>
+        </w:tc>
+        <w:tc>
+          <w:tcPr>
+            <w:tcW w:type="dxa" w:w="4700"/>
+            <w:tcMar>
+              <w:top w:type="dxa" w:w="60"/>
+              <w:left w:type="dxa" w:w="100"/>
+              <w:bottom w:type="dxa" w:w="60"/>
+              <w:right w:type="dxa" w:w="100"/>
+            </w:tcMar>
+            <w:vAlign w:val="center"/>
+          </w:tcPr>
+          <w:p>
+            <w:r>
+              <w:rPr>
+                <w:sz w:val="19"/>
+                <w:szCs w:val="19"/>
+              </w:rPr>
+              <w:t xml:space="preserve">2026-08-21，DB 優化分析 P1／CHECK 約束缺口修復——SQLite ALTER TABLE 無法對既有欄位事後補約束，走官方「重建表」流程一次補齊</w:t>
             </w:r>
           </w:p>
         </w:tc>
@@ -13675,7 +14707,7 @@
         <w:spacing w:after="160"/>
       </w:pPr>
       <w:r>
-        <w:t xml:space="preserve">db/migrations.ts 是刻意精簡的遷移執行器：只有 up()、沒有 down()（不可逆）、沒有獨立 CLI，且僅支援 SQLite 的 ALTER TABLE ADD COLUMN 語法。這對單程序原型已足夠，但遷移到 PostgreSQL 或導入正式部署流程時，建議改用成熟的遷移框架（如 Knex、Prisma Migrate、node-pg-migrate），以取得 down migration、遷移歷史檢視、多環境部署等能力。</w:t>
+        <w:t xml:space="preserve">db/migrations.ts 是刻意精簡的遷移執行器：只有 up()、沒有 down()（不可逆）、沒有獨立 CLI。原本只用來跑 ALTER TABLE ADD COLUMN，但 migration 12／13（2026-08-21）已經示範這個執行器其實能跑任意 DDL——DROP／CREATE INDEX、甚至整張表的「重建表」流程（建新表→搬資料→刪舊表→改名），並非只能加欄位。這對單程序原型已足夠，但遷移到 PostgreSQL 或導入正式部署流程時，建議改用成熟的遷移框架（如 Knex、Prisma Migrate、node-pg-migrate），以取得 down migration、遷移歷史檢視、多環境部署等能力。</w:t>
       </w:r>
     </w:p>
     <w:p>
